--- a/StepCat_Quick_Start_Guide_v250.docx
+++ b/StepCat_Quick_Start_Guide_v250.docx
@@ -96,7 +96,12 @@
         <w:jc w:val="center"/>
       </w:pPr>
       <w:r>
-        <w:t>This guide explains the v250 app and native Google Sheets workbook workflow. Privacy-sensitive screens use clearly labeled generic examples.</w:t>
+        <w:rPr>
+          <w:i/>
+          <w:color w:val="604637"/>
+          <w:sz w:val="18"/>
+        </w:rPr>
+        <w:t>This guide uses the final app and workbook screenshots supplied for v250 and explains the v250 workbook formula-safety workflow.</w:t>
       </w:r>
     </w:p>
     <w:p>
@@ -1243,90 +1248,13 @@
     <w:p>
       <w:pPr>
         <w:pStyle w:val="Heading1"/>
-      </w:pPr>
-      <w:r>
-        <w:t>7. Make your own Google Sheets copy</w:t>
-      </w:r>
-    </w:p>
-    <w:p>
-      <w:r>
-        <w:t>Tap Make a StepCat Google Sheets Copy. In Google Sheets, choose Make a copy. You may keep the suggested title or rename it. My Drive is the default destination; tap the arrow beside Folder only when you want to select another Google Drive folder. Tap OK to create the editable native workbook.</w:t>
-      </w:r>
-    </w:p>
-    <w:p>
-      <w:pPr>
-        <w:jc w:val="center"/>
-      </w:pPr>
-      <w:r>
-        <w:drawing>
-          <wp:inline xmlns:a="http://schemas.openxmlformats.org/drawingml/2006/main" xmlns:pic="http://schemas.openxmlformats.org/drawingml/2006/picture">
-            <wp:extent cx="4617720" cy="6926580"/>
-            <wp:docPr id="20" name="Picture 20"/>
-            <wp:cNvGraphicFramePr>
-              <a:graphicFrameLocks noChangeAspect="1"/>
-            </wp:cNvGraphicFramePr>
-            <a:graphic>
-              <a:graphicData uri="http://schemas.openxmlformats.org/drawingml/2006/picture">
-                <pic:pic>
-                  <pic:nvPicPr>
-                    <pic:cNvPr id="0" name="13-google-sheets-copy-privacy-examples.png"/>
-                    <pic:cNvPicPr/>
-                  </pic:nvPicPr>
-                  <pic:blipFill>
-                    <a:blip r:embed="rId30"/>
-                    <a:stretch>
-                      <a:fillRect/>
-                    </a:stretch>
-                  </pic:blipFill>
-                  <pic:spPr>
-                    <a:xfrm>
-                      <a:off x="0" y="0"/>
-                      <a:ext cx="4617720" cy="6926580"/>
-                    </a:xfrm>
-                    <a:prstGeom prst="rect"/>
-                  </pic:spPr>
-                </pic:pic>
-              </a:graphicData>
-            </a:graphic>
-          </wp:inline>
-        </w:drawing>
-      </w:r>
-    </w:p>
-    <w:p>
-      <w:pPr>
-        <w:jc w:val="center"/>
+        <w:spacing w:before="0" w:after="120"/>
       </w:pPr>
       <w:r>
         <w:rPr>
-          <w:b/>
-          <w:sz w:val="18"/>
+          <w:color w:val="C95B05"/>
         </w:rPr>
-        <w:t>Example only for privacy: the folders and files shown are generic placeholders. Each user will see their own Google Drive folders and files.</w:t>
-      </w:r>
-    </w:p>
-    <w:p>
-      <w:r>
-        <w:rPr>
-          <w:b/>
-        </w:rPr>
-        <w:t xml:space="preserve">Do not use Save As. </w:t>
-      </w:r>
-      <w:r>
-        <w:t>No file format is required. Save As exports the workbook instead of creating the native Google Sheets copy used by StepCat.</w:t>
-      </w:r>
-    </w:p>
-    <w:p>
-      <w:r>
-        <w:br w:type="page"/>
-      </w:r>
-    </w:p>
-    <w:p>
-      <w:pPr>
-        <w:pStyle w:val="Heading1"/>
-        <w:spacing w:before="0" w:after="120"/>
-      </w:pPr>
-      <w:r>
-        <w:t>8. Follow the workbook instructions</w:t>
+        <w:t>7. Follow the workbook instructions</w:t>
       </w:r>
     </w:p>
     <w:p>
@@ -1527,7 +1455,10 @@
         <w:spacing w:before="0" w:after="120"/>
       </w:pPr>
       <w:r>
-        <w:t>9. Enter values in A-M and leave N-Z intact</w:t>
+        <w:rPr>
+          <w:color w:val="C95B05"/>
+        </w:rPr>
+        <w:t>8. Enter values in A-M and leave N-Z intact</w:t>
       </w:r>
     </w:p>
     <w:p>
@@ -1728,7 +1659,10 @@
         <w:spacing w:before="0" w:after="120"/>
       </w:pPr>
       <w:r>
-        <w:t>10. Use Record Review to check the workbook</w:t>
+        <w:rPr>
+          <w:color w:val="C95B05"/>
+        </w:rPr>
+        <w:t>9. Use Record Review to check the workbook</w:t>
       </w:r>
     </w:p>
     <w:p>
@@ -1893,7 +1827,7 @@
         <w:jc w:val="left"/>
       </w:pPr>
       <w:r>
-        <w:t>11. Send feedback from Help</w:t>
+        <w:t>10. Send feedback from Help</w:t>
       </w:r>
     </w:p>
     <w:p>
@@ -2098,7 +2032,7 @@
     </w:p>
     <w:p>
       <w:r>
-        <w:t>Requires a free Google account. Mobile users should use the Google Sheets app; the Google Drive app is optional. Choose Make a copy—not Save As—so no file format selection is needed.</w:t>
+        <w:t>Requires a free Google account. Mobile users should use the Google Sheets app; the Google Drive app is optional.</w:t>
       </w:r>
     </w:p>
     <w:sectPr>

--- a/StepCat_Quick_Start_Guide_v250.docx
+++ b/StepCat_Quick_Start_Guide_v250.docx
@@ -96,12 +96,7 @@
         <w:jc w:val="center"/>
       </w:pPr>
       <w:r>
-        <w:rPr>
-          <w:i/>
-          <w:color w:val="604637"/>
-          <w:sz w:val="18"/>
-        </w:rPr>
-        <w:t>This guide uses the final app and workbook screenshots supplied for v250 and explains the v250 workbook formula-safety workflow.</w:t>
+        <w:t>This guide explains the v250 app and native Google Sheets workbook workflow. Privacy-sensitive screens use clearly labeled generic examples.</w:t>
       </w:r>
     </w:p>
     <w:p>
@@ -1248,13 +1243,90 @@
     <w:p>
       <w:pPr>
         <w:pStyle w:val="Heading1"/>
+      </w:pPr>
+      <w:r>
+        <w:t>7. Make your own Google Sheets copy</w:t>
+      </w:r>
+    </w:p>
+    <w:p>
+      <w:r>
+        <w:t>Tap Make a StepCat Google Sheets Copy. In Google Sheets, choose Make a copy. You may keep the suggested title or rename it. My Drive is the default destination; tap the arrow beside Folder only when you want to select another Google Drive folder. Tap OK to create the editable native workbook.</w:t>
+      </w:r>
+    </w:p>
+    <w:p>
+      <w:pPr>
+        <w:jc w:val="center"/>
+      </w:pPr>
+      <w:r>
+        <w:drawing>
+          <wp:inline xmlns:a="http://schemas.openxmlformats.org/drawingml/2006/main" xmlns:pic="http://schemas.openxmlformats.org/drawingml/2006/picture">
+            <wp:extent cx="4617720" cy="6926580"/>
+            <wp:docPr id="20" name="Picture 20"/>
+            <wp:cNvGraphicFramePr>
+              <a:graphicFrameLocks noChangeAspect="1"/>
+            </wp:cNvGraphicFramePr>
+            <a:graphic>
+              <a:graphicData uri="http://schemas.openxmlformats.org/drawingml/2006/picture">
+                <pic:pic>
+                  <pic:nvPicPr>
+                    <pic:cNvPr id="0" name="13-google-sheets-copy-privacy-examples.png"/>
+                    <pic:cNvPicPr/>
+                  </pic:nvPicPr>
+                  <pic:blipFill>
+                    <a:blip r:embed="rId30"/>
+                    <a:stretch>
+                      <a:fillRect/>
+                    </a:stretch>
+                  </pic:blipFill>
+                  <pic:spPr>
+                    <a:xfrm>
+                      <a:off x="0" y="0"/>
+                      <a:ext cx="4617720" cy="6926580"/>
+                    </a:xfrm>
+                    <a:prstGeom prst="rect"/>
+                  </pic:spPr>
+                </pic:pic>
+              </a:graphicData>
+            </a:graphic>
+          </wp:inline>
+        </w:drawing>
+      </w:r>
+    </w:p>
+    <w:p>
+      <w:pPr>
+        <w:jc w:val="center"/>
+      </w:pPr>
+      <w:r>
+        <w:rPr>
+          <w:b/>
+          <w:sz w:val="18"/>
+        </w:rPr>
+        <w:t>Example only for privacy: the folders and files shown are generic placeholders. Each user will see their own Google Drive folders and files.</w:t>
+      </w:r>
+    </w:p>
+    <w:p>
+      <w:r>
+        <w:rPr>
+          <w:b/>
+        </w:rPr>
+        <w:t xml:space="preserve">Do not use Save As. </w:t>
+      </w:r>
+      <w:r>
+        <w:t>No file format is required. Save As exports the workbook instead of creating the native Google Sheets copy used by StepCat.</w:t>
+      </w:r>
+    </w:p>
+    <w:p>
+      <w:r>
+        <w:br w:type="page"/>
+      </w:r>
+    </w:p>
+    <w:p>
+      <w:pPr>
+        <w:pStyle w:val="Heading1"/>
         <w:spacing w:before="0" w:after="120"/>
       </w:pPr>
       <w:r>
-        <w:rPr>
-          <w:color w:val="C95B05"/>
-        </w:rPr>
-        <w:t>7. Follow the workbook instructions</w:t>
+        <w:t>8. Follow the workbook instructions</w:t>
       </w:r>
     </w:p>
     <w:p>
@@ -1455,10 +1527,7 @@
         <w:spacing w:before="0" w:after="120"/>
       </w:pPr>
       <w:r>
-        <w:rPr>
-          <w:color w:val="C95B05"/>
-        </w:rPr>
-        <w:t>8. Enter values in A-M and leave N-Z intact</w:t>
+        <w:t>9. Enter values in A-M and leave N-Z intact</w:t>
       </w:r>
     </w:p>
     <w:p>
@@ -1659,10 +1728,7 @@
         <w:spacing w:before="0" w:after="120"/>
       </w:pPr>
       <w:r>
-        <w:rPr>
-          <w:color w:val="C95B05"/>
-        </w:rPr>
-        <w:t>9. Use Record Review to check the workbook</w:t>
+        <w:t>10. Use Record Review to check the workbook</w:t>
       </w:r>
     </w:p>
     <w:p>
@@ -1827,7 +1893,7 @@
         <w:jc w:val="left"/>
       </w:pPr>
       <w:r>
-        <w:t>10. Send feedback from Help</w:t>
+        <w:t>11. Send feedback from Help</w:t>
       </w:r>
     </w:p>
     <w:p>
@@ -2032,7 +2098,25 @@
     </w:p>
     <w:p>
       <w:r>
-        <w:t>Requires a free Google account. Mobile users should use the Google Sheets app; the Google Drive app is optional.</w:t>
+        <w:t>Requires a free Google account. Mobile users should use the Google Sheets app; the Google Drive app is optional. Choose Make a copy—not Save As—so no file format selection is needed.</w:t>
+      </w:r>
+    </w:p>
+    <w:p>
+      <w:pPr>
+        <w:pStyle w:val="Heading1"/>
+      </w:pPr>
+      <w:r>
+        <w:t>Google account and screenshot notes</w:t>
+      </w:r>
+    </w:p>
+    <w:p>
+      <w:r>
+        <w:t>If Google asks which account to use, select the account where the StepCat copy should be stored. The account list contains only accounts already signed in on that user’s device.</w:t>
+      </w:r>
+    </w:p>
+    <w:p>
+      <w:r>
+        <w:t>Older workbook screenshots may show blue formula columns. In the native Google Sheet, N-Z may appear white or light gray. Always identify calculated columns by the N-Z headers, not by color.</w:t>
       </w:r>
     </w:p>
     <w:sectPr>
